--- a/output/site/resume.uk.docx
+++ b/output/site/resume.uk.docx
@@ -38,7 +38,7 @@
         <w:pStyle w:val="Heading1"/>
       </w:pPr>
       <w:r>
-        <w:t>Стек</w:t>
+        <w:t>Ключові навички</w:t>
       </w:r>
     </w:p>
     <w:p>
@@ -49,7 +49,7 @@
         <w:t xml:space="preserve">Бекенд: </w:t>
       </w:r>
       <w:r>
-        <w:t>C#, .NET 7 / 6 / 5, .NET Core 3.1, ASP.NET Core, ASP.NET MVC, Web API / REST, SignalR</w:t>
+        <w:t>C#, .NET 7, ASP.NET Core, Web API, EF Core 7, SignalR</w:t>
       </w:r>
     </w:p>
     <w:p>
@@ -60,7 +60,7 @@
         <w:t xml:space="preserve">Дані: </w:t>
       </w:r>
       <w:r>
-        <w:t>MS SQL Server, T-SQL, EF Core 7, ADO.NET, Oracle, PostgreSQL, Firebird</w:t>
+        <w:t>MS SQL Server, T-SQL, PostgreSQL, Oracle</w:t>
       </w:r>
     </w:p>
     <w:p>
@@ -68,21 +68,10 @@
         <w:rPr>
           <w:b/>
         </w:rPr>
-        <w:t xml:space="preserve">Python: </w:t>
+        <w:t xml:space="preserve">Десктоп: </w:t>
       </w:r>
       <w:r>
-        <w:t>Python 3.11, FastAPI, SQLAlchemy 2, Alembic, Pydantic, Typer CLI, Playwright</w:t>
-      </w:r>
-    </w:p>
-    <w:p>
-      <w:r>
-        <w:rPr>
-          <w:b/>
-        </w:rPr>
-        <w:t xml:space="preserve">Мова та ML: </w:t>
-      </w:r>
-      <w:r>
-        <w:t>faster-whisper (CUDA), pyannote.audio, VAD, Діаризація мовців, Оцінка якості: RTF, затримка, Потокова обробка аудіо, WASAPI / sounddevice</w:t>
+        <w:t>Delphi 12, Object Pascal, VCL, DevExpress, FastReport</w:t>
       </w:r>
     </w:p>
     <w:p>
@@ -93,7 +82,62 @@
         <w:t xml:space="preserve">Фронтенд: </w:t>
       </w:r>
       <w:r>
-        <w:t>Angular 13, TypeScript, Kendo UI for Angular, Telerik UI for ASP.NET Core, Razor / MVC views, JavaScript, HTML / CSS</w:t>
+        <w:t>Angular 13, TypeScript, Kendo UI</w:t>
+      </w:r>
+    </w:p>
+    <w:p>
+      <w:r>
+        <w:rPr>
+          <w:b/>
+        </w:rPr>
+        <w:t xml:space="preserve">Доступи: </w:t>
+      </w:r>
+      <w:r>
+        <w:t>OpenID Connect, ADFS, Kerberos, Active Directory</w:t>
+      </w:r>
+    </w:p>
+    <w:p>
+      <w:r>
+        <w:rPr>
+          <w:b/>
+        </w:rPr>
+        <w:t xml:space="preserve">Інтеграції: </w:t>
+      </w:r>
+      <w:r>
+        <w:t>Kafka, EDI, M.E.Doc, Oracle EBS, 1С</w:t>
+      </w:r>
+    </w:p>
+    <w:p>
+      <w:r>
+        <w:rPr>
+          <w:b/>
+        </w:rPr>
+        <w:t xml:space="preserve">Python та ML: </w:t>
+      </w:r>
+      <w:r>
+        <w:t>Python 3.11, FastAPI, SQLAlchemy 2, faster-whisper, pyannote</w:t>
+      </w:r>
+    </w:p>
+    <w:p>
+      <w:r>
+        <w:rPr>
+          <w:b/>
+        </w:rPr>
+        <w:t xml:space="preserve">Постачання: </w:t>
+      </w:r>
+      <w:r>
+        <w:t>xUnit, SonarQube, Jenkins, Docker, Git</w:t>
+      </w:r>
+    </w:p>
+    <w:p>
+      <w:r>
+        <w:rPr>
+          <w:b/>
+        </w:rPr>
+        <w:t xml:space="preserve">ІІ-агенти: </w:t>
+      </w:r>
+      <w:r>
+        <w:t>Claude Code, MCP</w:t>
       </w:r>
     </w:p>
     <w:p>
@@ -109,12 +153,12 @@
         <w:rPr>
           <w:b/>
         </w:rPr>
-        <w:t>AI / Python та full stack розробник — Фриланс і власні проєкти</w:t>
+        <w:t>AI / Python та full stack розробник, Фриланс і власні проєкти, Дніпро · віддалено</w:t>
       </w:r>
     </w:p>
     <w:p>
       <w:r>
-        <w:t>2026-03 — донині · Дніпро · віддалено</w:t>
+        <w:t>2026-03 — донині</w:t>
       </w:r>
     </w:p>
     <w:p>
@@ -130,7 +174,7 @@
         <w:pStyle w:val="ListBullet"/>
       </w:pPr>
       <w:r>
-        <w:t>Для нього ж — набір регресійних замірів: RTF, затримка під навантаженням, стійкість до шуму, межі якості; рішення приймаю за цифрами, а не на слух.</w:t>
+        <w:t>Конвеєр збору оголошень із шести джерел із геокодуванням, дедублікацією і публікацією каталогу через GitHub Actions.</w:t>
       </w:r>
     </w:p>
     <w:p>
@@ -138,7 +182,7 @@
         <w:pStyle w:val="ListBullet"/>
       </w:pPr>
       <w:r>
-        <w:t>Парсер нерухомості на Python: SQLAlchemy 2 і Alembic поверх PostgreSQL, Playwright та selectolax, CLI на Typer, pytest і ruff.</w:t>
+        <w:t>Клієнтські проєкти: NestJS з Prisma і PostgreSQL, Next.js 16 з React 19, мобільний застосунок на Expo з картами MapLibre.</w:t>
       </w:r>
     </w:p>
     <w:p>
@@ -146,12 +190,12 @@
         <w:rPr>
           <w:b/>
         </w:rPr>
-        <w:t>Провідний прикладний програміст — АТБ-Маркет</w:t>
+        <w:t>Провідний прикладний програміст, АТБ-Маркет, Дніпро</w:t>
       </w:r>
     </w:p>
     <w:p>
       <w:r>
-        <w:t>2016-06 — донині · Дніпро</w:t>
+        <w:t>2016-06 — донині</w:t>
       </w:r>
     </w:p>
     <w:p>
@@ -179,16 +223,40 @@
       </w:r>
     </w:p>
     <w:p>
+      <w:pPr>
+        <w:pStyle w:val="ListBullet"/>
+      </w:pPr>
+      <w:r>
+        <w:t>Інтеграції мережі: EDI та ЕДО, M.E.Doc, Oracle EBS, 1С, Kafka, BizTalk, SSIS та SSRS.</w:t>
+      </w:r>
+    </w:p>
+    <w:p>
+      <w:pPr>
+        <w:pStyle w:val="ListBullet"/>
+      </w:pPr>
+      <w:r>
+        <w:t>Веду міграцію клієнта з Delphi 6 на Delphi 12/13 з власним інструментом звіряння форм і мапінгу БД.</w:t>
+      </w:r>
+    </w:p>
+    <w:p>
+      <w:pPr>
+        <w:pStyle w:val="ListBullet"/>
+      </w:pPr>
+      <w:r>
+        <w:t>Фіскальні зміни наскрізь по системах: еАкциз і АЕД, УКТЗЕД, митні спрощення, ставки ПДВ — у працюючій мережі.</w:t>
+      </w:r>
+    </w:p>
+    <w:p>
       <w:r>
         <w:rPr>
           <w:b/>
         </w:rPr>
-        <w:t>Інженер-програміст — Криворізький залізорудний комбінат</w:t>
+        <w:t>Інженер-програміст, Криворізький залізорудний комбінат, Кривий Ріг</w:t>
       </w:r>
     </w:p>
     <w:p>
       <w:r>
-        <w:t>2013-06 — 2016-06 · Кривий Ріг</w:t>
+        <w:t>2013-06 — 2016-06</w:t>
       </w:r>
     </w:p>
     <w:p>
@@ -200,24 +268,8 @@
       </w:r>
     </w:p>
     <w:p>
-      <w:pPr>
-        <w:pStyle w:val="ListBullet"/>
-      </w:pPr>
       <w:r>
-        <w:t>Автоматизація змінної видачі витратних матеріалів і харчування за шкідливість.</w:t>
-      </w:r>
-    </w:p>
-    <w:p>
-      <w:pPr>
-        <w:pStyle w:val="ListBullet"/>
-      </w:pPr>
-      <w:r>
-        <w:t>Супровід систем підготовки виробництва та бюджетних процесів; синхронізація таблиць Firebird.</w:t>
-      </w:r>
-    </w:p>
-    <w:p>
-      <w:r>
-        <w:t>Фриланс і приватна практика (2015–2016) · Курси сучасних професій (2015–2016) · ОССистем (2012–2013)</w:t>
+        <w:t>Раніше: Фулстек-розробник, Фриланс і приватна практика (2015–2016) · Викладач програмування, Курси сучасних професій (2015–2016) · Програміст, ОССистем (2012–2013)</w:t>
       </w:r>
     </w:p>
     <w:p>
@@ -225,48 +277,7 @@
         <w:pStyle w:val="Heading1"/>
       </w:pPr>
       <w:r>
-        <w:t>Ключові проєкти</w:t>
-      </w:r>
-    </w:p>
-    <w:p>
-      <w:r>
-        <w:rPr>
-          <w:b/>
-        </w:rPr>
-        <w:t xml:space="preserve">Голосовий пайплайн реального часу (ORK) (2026). </w:t>
-      </w:r>
-      <w:r>
-        <w:t>Розпізнавання мови зі звінків у реальному часі: паралельний захват мікрофона і системного звуку, нарізка по паузах через VAD, faster-whisper на GPU, діаризація pyannote з інкрементальною кластеризацією, переклад.</w:t>
-      </w:r>
-    </w:p>
-    <w:p>
-      <w:r>
-        <w:rPr>
-          <w:b/>
-        </w:rPr>
-        <w:t xml:space="preserve">Міграція торгового клієнта: Delphi 6 → Delphi 12 (2024 — 2026). </w:t>
-      </w:r>
-      <w:r>
-        <w:t>Переведення клієнта торгової системи (955 модулів, 828 форм) на сучасний компілятор із переробкою ядра.</w:t>
-      </w:r>
-    </w:p>
-    <w:p>
-      <w:r>
-        <w:rPr>
-          <w:b/>
-        </w:rPr>
-        <w:t xml:space="preserve">UAM — керування доступом (2020 — 2022). </w:t>
-      </w:r>
-      <w:r>
-        <w:t>Централізована система прав і аутентифікації для 2000+ користувачів мережі: ролі та заявки на доступ, інтеграція з Active Directory, вхід через OpenID Connect, ADFS і Kerberos.</w:t>
-      </w:r>
-    </w:p>
-    <w:p>
-      <w:pPr>
-        <w:pStyle w:val="Heading1"/>
-      </w:pPr>
-      <w:r>
-        <w:t>Освіта та сертифікати</w:t>
+        <w:t>Освіта</w:t>
       </w:r>
     </w:p>
     <w:p>
@@ -283,22 +294,6 @@
       </w:pPr>
       <w:r>
         <w:t>Гірничий інженер підземних розробок — Криворізький технічний університет (1998 — 2003)</w:t>
-      </w:r>
-    </w:p>
-    <w:p>
-      <w:pPr>
-        <w:pStyle w:val="ListBullet"/>
-      </w:pPr>
-      <w:r>
-        <w:t>Angular 9 — Luxoft (2021)</w:t>
-      </w:r>
-    </w:p>
-    <w:p>
-      <w:pPr>
-        <w:pStyle w:val="ListBullet"/>
-      </w:pPr>
-      <w:r>
-        <w:t>Програмування в середовищі Delphi — Інститут сучасних професій (2006)</w:t>
       </w:r>
     </w:p>
     <w:p>
@@ -327,12 +322,12 @@
     </w:p>
     <w:p>
       <w:r>
-        <w:t>https://qwert11.github.io/resume2/</w:t>
+        <w:t>Повне резюме: https://qwert11.github.io/resume2/</w:t>
       </w:r>
     </w:p>
     <w:sectPr>
       <w:pgSz w:w="12240" w:h="15840"/>
-      <w:pgMar w:top="1440" w:right="1800" w:bottom="1440" w:left="1800" w:header="720" w:footer="720" w:gutter="0"/>
+      <w:pgMar w:top="800" w:right="920" w:bottom="800" w:left="920" w:header="720" w:footer="720" w:gutter="0"/>
       <w:cols w:space="720"/>
       <w:docGrid w:linePitch="360"/>
     </w:sectPr>

--- a/output/site/resume.uk.docx
+++ b/output/site/resume.uk.docx
@@ -49,7 +49,18 @@
         <w:t xml:space="preserve">Бекенд: </w:t>
       </w:r>
       <w:r>
-        <w:t>C#, .NET 7, ASP.NET Core, Web API, EF Core 7, SignalR</w:t>
+        <w:t>C#, .NET 7, ASP.NET Core, EF Core 7</w:t>
+      </w:r>
+    </w:p>
+    <w:p>
+      <w:r>
+        <w:rPr>
+          <w:b/>
+        </w:rPr>
+        <w:t xml:space="preserve">Десктоп: </w:t>
+      </w:r>
+      <w:r>
+        <w:t>Delphi 12, VCL, DevExpress</w:t>
       </w:r>
     </w:p>
     <w:p>
@@ -60,51 +71,7 @@
         <w:t xml:space="preserve">Дані: </w:t>
       </w:r>
       <w:r>
-        <w:t>MS SQL Server, T-SQL, PostgreSQL, Oracle</w:t>
-      </w:r>
-    </w:p>
-    <w:p>
-      <w:r>
-        <w:rPr>
-          <w:b/>
-        </w:rPr>
-        <w:t xml:space="preserve">Десктоп: </w:t>
-      </w:r>
-      <w:r>
-        <w:t>Delphi 12, Object Pascal, VCL, DevExpress, FastReport</w:t>
-      </w:r>
-    </w:p>
-    <w:p>
-      <w:r>
-        <w:rPr>
-          <w:b/>
-        </w:rPr>
-        <w:t xml:space="preserve">Фронтенд: </w:t>
-      </w:r>
-      <w:r>
-        <w:t>Angular 13, TypeScript, Kendo UI</w:t>
-      </w:r>
-    </w:p>
-    <w:p>
-      <w:r>
-        <w:rPr>
-          <w:b/>
-        </w:rPr>
-        <w:t xml:space="preserve">Доступи: </w:t>
-      </w:r>
-      <w:r>
-        <w:t>OpenID Connect, ADFS, Kerberos, Active Directory</w:t>
-      </w:r>
-    </w:p>
-    <w:p>
-      <w:r>
-        <w:rPr>
-          <w:b/>
-        </w:rPr>
-        <w:t xml:space="preserve">Інтеграції: </w:t>
-      </w:r>
-      <w:r>
-        <w:t>Kafka, EDI, M.E.Doc, Oracle EBS, 1С</w:t>
+        <w:t>MS SQL Server, T-SQL, PostgreSQL</w:t>
       </w:r>
     </w:p>
     <w:p>
@@ -115,29 +82,7 @@
         <w:t xml:space="preserve">Python та ML: </w:t>
       </w:r>
       <w:r>
-        <w:t>Python 3.11, FastAPI, SQLAlchemy 2, faster-whisper, pyannote</w:t>
-      </w:r>
-    </w:p>
-    <w:p>
-      <w:r>
-        <w:rPr>
-          <w:b/>
-        </w:rPr>
-        <w:t xml:space="preserve">Постачання: </w:t>
-      </w:r>
-      <w:r>
-        <w:t>xUnit, SonarQube, Jenkins, Docker, Git</w:t>
-      </w:r>
-    </w:p>
-    <w:p>
-      <w:r>
-        <w:rPr>
-          <w:b/>
-        </w:rPr>
-        <w:t xml:space="preserve">ІІ-агенти: </w:t>
-      </w:r>
-      <w:r>
-        <w:t>Claude Code, MCP</w:t>
+        <w:t>Python 3.11, FastAPI, faster-whisper</w:t>
       </w:r>
     </w:p>
     <w:p>
@@ -170,27 +115,11 @@
       </w:r>
     </w:p>
     <w:p>
-      <w:pPr>
-        <w:pStyle w:val="ListBullet"/>
-      </w:pPr>
-      <w:r>
-        <w:t>Конвеєр збору оголошень із шести джерел із геокодуванням, дедублікацією і публікацією каталогу через GitHub Actions.</w:t>
-      </w:r>
-    </w:p>
-    <w:p>
-      <w:pPr>
-        <w:pStyle w:val="ListBullet"/>
-      </w:pPr>
-      <w:r>
-        <w:t>Клієнтські проєкти: NestJS з Prisma і PostgreSQL, Next.js 16 з React 19, мобільний застосунок на Expo з картами MapLibre.</w:t>
-      </w:r>
-    </w:p>
-    <w:p>
       <w:r>
         <w:rPr>
           <w:b/>
         </w:rPr>
-        <w:t>Провідний прикладний програміст, АТБ-Маркет, Дніпро</w:t>
+        <w:t>Провідний прикладний програміст, АТБ-Маркет (найбільша продуктова мережа України), Дніпро</w:t>
       </w:r>
     </w:p>
     <w:p>
@@ -227,49 +156,12 @@
         <w:pStyle w:val="ListBullet"/>
       </w:pPr>
       <w:r>
-        <w:t>Інтеграції мережі: EDI та ЕДО, M.E.Doc, Oracle EBS, 1С, Kafka, BizTalk, SSIS та SSRS.</w:t>
-      </w:r>
-    </w:p>
-    <w:p>
-      <w:pPr>
-        <w:pStyle w:val="ListBullet"/>
-      </w:pPr>
-      <w:r>
         <w:t>Веду міграцію клієнта з Delphi 6 на Delphi 12/13 з власним інструментом звіряння форм і мапінгу БД.</w:t>
       </w:r>
     </w:p>
     <w:p>
-      <w:pPr>
-        <w:pStyle w:val="ListBullet"/>
-      </w:pPr>
       <w:r>
-        <w:t>Фіскальні зміни наскрізь по системах: еАкциз і АЕД, УКТЗЕД, митні спрощення, ставки ПДВ — у працюючій мережі.</w:t>
-      </w:r>
-    </w:p>
-    <w:p>
-      <w:r>
-        <w:rPr>
-          <w:b/>
-        </w:rPr>
-        <w:t>Інженер-програміст, Криворізький залізорудний комбінат, Кривий Ріг</w:t>
-      </w:r>
-    </w:p>
-    <w:p>
-      <w:r>
-        <w:t>2013-06 — 2016-06</w:t>
-      </w:r>
-    </w:p>
-    <w:p>
-      <w:pPr>
-        <w:pStyle w:val="ListBullet"/>
-      </w:pPr>
-      <w:r>
-        <w:t>Комплекс обліку видобутку та відвантаження руди — розробка й супровід у виробничому режимі.</w:t>
-      </w:r>
-    </w:p>
-    <w:p>
-      <w:r>
-        <w:t>Раніше: Фулстек-розробник, Фриланс і приватна практика (2015–2016) · Викладач програмування, Курси сучасних професій (2015–2016) · Програміст, ОССистем (2012–2013)</w:t>
+        <w:t>Раніше: Фулстек-розробник, Фриланс і приватна практика (2015–2016) · Викладач програмування, Курси сучасних професій (2015–2016) · Інженер-програміст, Криворізький залізорудний комбінат (2013–2016) · Програміст, ОССистем (2012–2013)</w:t>
       </w:r>
     </w:p>
     <w:p>
@@ -286,14 +178,6 @@
       </w:pPr>
       <w:r>
         <w:t>Комп'ютерна інженерія · комп'ютерні системи та мережі — Запорізький інститут економіки та інформаційних технологій (2008 — 2011)</w:t>
-      </w:r>
-    </w:p>
-    <w:p>
-      <w:pPr>
-        <w:pStyle w:val="ListBullet"/>
-      </w:pPr>
-      <w:r>
-        <w:t>Гірничий інженер підземних розробок — Криворізький технічний університет (1998 — 2003)</w:t>
       </w:r>
     </w:p>
     <w:p>

--- a/output/site/resume.uk.docx
+++ b/output/site/resume.uk.docx
@@ -30,7 +30,7 @@
     </w:p>
     <w:p>
       <w:r>
-        <w:t>10 років — у виробничих системах роздрібу, з 2016 і донині · 2 000+ — користувачів у системі доступів, яку я побудував · 33 — внутрішні системи мережі, у яких є мій код · 15 500 рядків — Python у голосовому пайплайні: 55 модулів, STT і діаризація</w:t>
+        <w:t>10 років — у виробничих системах роздрібу, з 2016 і донині · 2 000+ — користувачів у системі доступів, яку я побудував · 33 — внутрішні системи мережі, у яких є мій код</w:t>
       </w:r>
     </w:p>
     <w:p>
@@ -111,7 +111,7 @@
         <w:pStyle w:val="ListBullet"/>
       </w:pPr>
       <w:r>
-        <w:t>Голосовий пайплайн реального часу: faster-whisper на CUDA, діаризація pyannote, VAD, потоковий захват WASAPI — 55 модулів, 15 500 рядків Python.</w:t>
+        <w:t>Голосовий пайплайн реального часу: faster-whisper на CUDA, діаризація pyannote, VAD, потоковий захват WASAPI.</w:t>
       </w:r>
     </w:p>
     <w:p>
@@ -132,7 +132,7 @@
         <w:pStyle w:val="ListBullet"/>
       </w:pPr>
       <w:r>
-        <w:t>Відповідаю за клієнтську частину торгової системи мережі: 955 модулів, 828 форм, MS SQL — документи постачання, ціни, фіскальні накладні.</w:t>
+        <w:t>Відповідаю за клієнтську частину торгової системи, якою щодня працюють магазини мережі: документи постачання, ціни, фіскальні накладні, MS SQL.</w:t>
       </w:r>
     </w:p>
     <w:p>
@@ -156,7 +156,7 @@
         <w:pStyle w:val="ListBullet"/>
       </w:pPr>
       <w:r>
-        <w:t>Веду міграцію клієнта з Delphi 6 на Delphi 12/13 з власним інструментом звіряння форм і мапінгу БД.</w:t>
+        <w:t>Веду міграцію клієнта з Delphi 6 на Delphi 12/13 з власним інструментом звіряння інтерфейсу і мапінгу БД між версіями.</w:t>
       </w:r>
     </w:p>
     <w:p>
